--- a/interview/Interview Protocol.docx
+++ b/interview/Interview Protocol.docx
@@ -220,7 +220,21 @@
         <w:rPr>
           <w:color w:val="000000" w:themeColor="text1"/>
         </w:rPr>
-        <w:t>How many machine learning models/ AI-enabled software that built on external pre-trained model have you developed?</w:t>
+        <w:t xml:space="preserve">How many </w:t>
+      </w:r>
+      <w:proofErr w:type="gramStart"/>
+      <w:r>
+        <w:rPr>
+          <w:color w:val="000000" w:themeColor="text1"/>
+        </w:rPr>
+        <w:t>machine</w:t>
+      </w:r>
+      <w:proofErr w:type="gramEnd"/>
+      <w:r>
+        <w:rPr>
+          <w:color w:val="000000" w:themeColor="text1"/>
+        </w:rPr>
+        <w:t xml:space="preserve"> learning models/ AI-enabled software that built on external pre-trained model have you developed?</w:t>
       </w:r>
     </w:p>
     <w:p>
@@ -496,24 +510,52 @@
         <w:rPr>
           <w:color w:val="000000" w:themeColor="text1"/>
         </w:rPr>
-        <w:t>1) where the policy come from, 2) does the policy change or revised overtime,  3) is there any check for following the policy from internal?</w:t>
-      </w:r>
-    </w:p>
-    <w:p>
-      <w:pPr>
-        <w:tabs>
-          <w:tab w:val="left" w:pos="1204"/>
-        </w:tabs>
-        <w:jc w:val="both"/>
-        <w:rPr>
-          <w:color w:val="000000" w:themeColor="text1"/>
-        </w:rPr>
-      </w:pPr>
-      <w:r>
-        <w:rPr>
-          <w:color w:val="000000" w:themeColor="text1"/>
-        </w:rPr>
-        <w:t xml:space="preserve">If respond with “no”, asking where do they get the information of </w:t>
+        <w:t xml:space="preserve">1) where the policy come from, 2) does the policy change or revised </w:t>
+      </w:r>
+      <w:proofErr w:type="gramStart"/>
+      <w:r>
+        <w:rPr>
+          <w:color w:val="000000" w:themeColor="text1"/>
+        </w:rPr>
+        <w:t>overtime,  3</w:t>
+      </w:r>
+      <w:proofErr w:type="gramEnd"/>
+      <w:r>
+        <w:rPr>
+          <w:color w:val="000000" w:themeColor="text1"/>
+        </w:rPr>
+        <w:t>) is there any check for following the policy from internal?</w:t>
+      </w:r>
+    </w:p>
+    <w:p>
+      <w:pPr>
+        <w:tabs>
+          <w:tab w:val="left" w:pos="1204"/>
+        </w:tabs>
+        <w:jc w:val="both"/>
+        <w:rPr>
+          <w:color w:val="000000" w:themeColor="text1"/>
+        </w:rPr>
+      </w:pPr>
+      <w:r>
+        <w:rPr>
+          <w:color w:val="000000" w:themeColor="text1"/>
+        </w:rPr>
+        <w:t xml:space="preserve">If respond with “no”, asking where </w:t>
+      </w:r>
+      <w:proofErr w:type="gramStart"/>
+      <w:r>
+        <w:rPr>
+          <w:color w:val="000000" w:themeColor="text1"/>
+        </w:rPr>
+        <w:t>do they get</w:t>
+      </w:r>
+      <w:proofErr w:type="gramEnd"/>
+      <w:r>
+        <w:rPr>
+          <w:color w:val="000000" w:themeColor="text1"/>
+        </w:rPr>
+        <w:t xml:space="preserve"> the information of </w:t>
       </w:r>
       <w:r>
         <w:rPr>
@@ -668,7 +710,21 @@
         <w:rPr>
           <w:color w:val="000000" w:themeColor="text1"/>
         </w:rPr>
-        <w:t xml:space="preserve">From your past experience, what do you do when you are selecting the pre-trained models, and what additional things do you do before software development during the preparation? </w:t>
+        <w:t xml:space="preserve">From your </w:t>
+      </w:r>
+      <w:proofErr w:type="gramStart"/>
+      <w:r>
+        <w:rPr>
+          <w:color w:val="000000" w:themeColor="text1"/>
+        </w:rPr>
+        <w:t>past experience</w:t>
+      </w:r>
+      <w:proofErr w:type="gramEnd"/>
+      <w:r>
+        <w:rPr>
+          <w:color w:val="000000" w:themeColor="text1"/>
+        </w:rPr>
+        <w:t xml:space="preserve">, what do you do when you are selecting the pre-trained models, and what additional things do you do before software development during the preparation? </w:t>
       </w:r>
     </w:p>
     <w:p>
@@ -780,7 +836,21 @@
         <w:rPr>
           <w:color w:val="000000" w:themeColor="text1"/>
         </w:rPr>
-        <w:t>Where do you find these information? (such as documentation, paper, company guidelines)</w:t>
+        <w:t xml:space="preserve">Where do you find </w:t>
+      </w:r>
+      <w:proofErr w:type="gramStart"/>
+      <w:r>
+        <w:rPr>
+          <w:color w:val="000000" w:themeColor="text1"/>
+        </w:rPr>
+        <w:t>these information</w:t>
+      </w:r>
+      <w:proofErr w:type="gramEnd"/>
+      <w:r>
+        <w:rPr>
+          <w:color w:val="000000" w:themeColor="text1"/>
+        </w:rPr>
+        <w:t>? (such as documentation, paper, company guidelines)</w:t>
       </w:r>
     </w:p>
     <w:p>
